--- a/README.docx
+++ b/README.docx
@@ -2127,7 +2127,7 @@
       </w:r>
     </w:p>
     <w:bookmarkEnd w:id="70"/>
-    <w:bookmarkStart w:id="152" w:name="índice-completo"/>
+    <w:bookmarkStart w:id="156" w:name="índice-completo"/>
     <w:p>
       <w:pPr>
         <w:pStyle w:val="Heading2"/>
@@ -2301,7 +2301,7 @@
       </w:tr>
     </w:tbl>
     <w:bookmarkEnd w:id="75"/>
-    <w:bookmarkStart w:id="82" w:name="gestão-de-projeto"/>
+    <w:bookmarkStart w:id="86" w:name="gestão-de-projeto"/>
     <w:p>
       <w:pPr>
         <w:pStyle w:val="Heading3"/>
@@ -2522,9 +2522,125 @@
           </w:p>
         </w:tc>
       </w:tr>
+      <w:tr>
+        <w:tc>
+          <w:tcPr/>
+          <w:p>
+            <w:pPr>
+              <w:pStyle w:val="Compact"/>
+            </w:pPr>
+            <w:hyperlink r:id="rId82">
+              <w:r>
+                <w:rPr>
+                  <w:rStyle w:val="Hyperlink"/>
+                </w:rPr>
+                <w:t xml:space="preserve">Convocatória e Agenda</w:t>
+              </w:r>
+            </w:hyperlink>
+          </w:p>
+        </w:tc>
+        <w:tc>
+          <w:tcPr/>
+          <w:p>
+            <w:pPr>
+              <w:pStyle w:val="Compact"/>
+            </w:pPr>
+            <w:r>
+              <w:t xml:space="preserve">Teste das três perguntas, tipos de reunião, agenda com tempos, papéis na sala</w:t>
+            </w:r>
+          </w:p>
+        </w:tc>
+      </w:tr>
+      <w:tr>
+        <w:tc>
+          <w:tcPr/>
+          <w:p>
+            <w:pPr>
+              <w:pStyle w:val="Compact"/>
+            </w:pPr>
+            <w:hyperlink r:id="rId83">
+              <w:r>
+                <w:rPr>
+                  <w:rStyle w:val="Hyperlink"/>
+                </w:rPr>
+                <w:t xml:space="preserve">Reunião de Arranque</w:t>
+              </w:r>
+            </w:hyperlink>
+          </w:p>
+        </w:tc>
+        <w:tc>
+          <w:tcPr/>
+          <w:p>
+            <w:pPr>
+              <w:pStyle w:val="Compact"/>
+            </w:pPr>
+            <w:r>
+              <w:t xml:space="preserve">Guião do kick-off, as perguntas obrigatórias, entregas do cliente, sinais de alarme</w:t>
+            </w:r>
+          </w:p>
+        </w:tc>
+      </w:tr>
+      <w:tr>
+        <w:tc>
+          <w:tcPr/>
+          <w:p>
+            <w:pPr>
+              <w:pStyle w:val="Compact"/>
+            </w:pPr>
+            <w:hyperlink r:id="rId84">
+              <w:r>
+                <w:rPr>
+                  <w:rStyle w:val="Hyperlink"/>
+                </w:rPr>
+                <w:t xml:space="preserve">Reuniões de Cadência</w:t>
+              </w:r>
+            </w:hyperlink>
+          </w:p>
+        </w:tc>
+        <w:tc>
+          <w:tcPr/>
+          <w:p>
+            <w:pPr>
+              <w:pStyle w:val="Compact"/>
+            </w:pPr>
+            <w:r>
+              <w:t xml:space="preserve">Ponto diário, planeamento, demo, retrospetiva, ponto com cliente, comité</w:t>
+            </w:r>
+          </w:p>
+        </w:tc>
+      </w:tr>
+      <w:tr>
+        <w:tc>
+          <w:tcPr/>
+          <w:p>
+            <w:pPr>
+              <w:pStyle w:val="Compact"/>
+            </w:pPr>
+            <w:hyperlink r:id="rId85">
+              <w:r>
+                <w:rPr>
+                  <w:rStyle w:val="Hyperlink"/>
+                </w:rPr>
+                <w:t xml:space="preserve">Registo de Ações e Próximos Passos</w:t>
+              </w:r>
+            </w:hyperlink>
+          </w:p>
+        </w:tc>
+        <w:tc>
+          <w:tcPr/>
+          <w:p>
+            <w:pPr>
+              <w:pStyle w:val="Compact"/>
+            </w:pPr>
+            <w:r>
+              <w:t xml:space="preserve">Ação bem escrita, estados, vista por horizonte, escalonamento de atrasos</w:t>
+            </w:r>
+          </w:p>
+        </w:tc>
+      </w:tr>
     </w:tbl>
-    <w:bookmarkEnd w:id="82"/>
-    <w:bookmarkStart w:id="89" w:name="requisitos"/>
+    <w:bookmarkEnd w:id="86"/>
+    <w:bookmarkStart w:id="93" w:name="requisitos"/>
     <w:p>
       <w:pPr>
         <w:pStyle w:val="Heading3"/>
@@ -2578,7 +2694,7 @@
             <w:pPr>
               <w:pStyle w:val="Compact"/>
             </w:pPr>
-            <w:hyperlink r:id="rId83">
+            <w:hyperlink r:id="rId87">
               <w:r>
                 <w:rPr>
                   <w:rStyle w:val="Hyperlink"/>
@@ -2620,7 +2736,7 @@
             <w:pPr>
               <w:pStyle w:val="Compact"/>
             </w:pPr>
-            <w:hyperlink r:id="rId84">
+            <w:hyperlink r:id="rId88">
               <w:r>
                 <w:rPr>
                   <w:rStyle w:val="Hyperlink"/>
@@ -2649,7 +2765,7 @@
             <w:pPr>
               <w:pStyle w:val="Compact"/>
             </w:pPr>
-            <w:hyperlink r:id="rId85">
+            <w:hyperlink r:id="rId89">
               <w:r>
                 <w:rPr>
                   <w:rStyle w:val="Hyperlink"/>
@@ -2678,7 +2794,7 @@
             <w:pPr>
               <w:pStyle w:val="Compact"/>
             </w:pPr>
-            <w:hyperlink r:id="rId86">
+            <w:hyperlink r:id="rId90">
               <w:r>
                 <w:rPr>
                   <w:rStyle w:val="Hyperlink"/>
@@ -2707,7 +2823,7 @@
             <w:pPr>
               <w:pStyle w:val="Compact"/>
             </w:pPr>
-            <w:hyperlink r:id="rId87">
+            <w:hyperlink r:id="rId91">
               <w:r>
                 <w:rPr>
                   <w:rStyle w:val="Hyperlink"/>
@@ -2736,7 +2852,7 @@
             <w:pPr>
               <w:pStyle w:val="Compact"/>
             </w:pPr>
-            <w:hyperlink r:id="rId88">
+            <w:hyperlink r:id="rId92">
               <w:r>
                 <w:rPr>
                   <w:rStyle w:val="Hyperlink"/>
@@ -2759,8 +2875,8 @@
         </w:tc>
       </w:tr>
     </w:tbl>
-    <w:bookmarkEnd w:id="89"/>
-    <w:bookmarkStart w:id="96" w:name="análise"/>
+    <w:bookmarkEnd w:id="93"/>
+    <w:bookmarkStart w:id="100" w:name="análise"/>
     <w:p>
       <w:pPr>
         <w:pStyle w:val="Heading3"/>
@@ -2814,7 +2930,7 @@
             <w:pPr>
               <w:pStyle w:val="Compact"/>
             </w:pPr>
-            <w:hyperlink r:id="rId90">
+            <w:hyperlink r:id="rId94">
               <w:r>
                 <w:rPr>
                   <w:rStyle w:val="Hyperlink"/>
@@ -2843,7 +2959,7 @@
             <w:pPr>
               <w:pStyle w:val="Compact"/>
             </w:pPr>
-            <w:hyperlink r:id="rId91">
+            <w:hyperlink r:id="rId95">
               <w:r>
                 <w:rPr>
                   <w:rStyle w:val="Hyperlink"/>
@@ -2872,7 +2988,7 @@
             <w:pPr>
               <w:pStyle w:val="Compact"/>
             </w:pPr>
-            <w:hyperlink r:id="rId92">
+            <w:hyperlink r:id="rId96">
               <w:r>
                 <w:rPr>
                   <w:rStyle w:val="Hyperlink"/>
@@ -2905,7 +3021,7 @@
             <w:pPr>
               <w:pStyle w:val="Compact"/>
             </w:pPr>
-            <w:hyperlink r:id="rId93">
+            <w:hyperlink r:id="rId97">
               <w:r>
                 <w:rPr>
                   <w:rStyle w:val="Hyperlink"/>
@@ -2934,7 +3050,7 @@
             <w:pPr>
               <w:pStyle w:val="Compact"/>
             </w:pPr>
-            <w:hyperlink r:id="rId94">
+            <w:hyperlink r:id="rId98">
               <w:r>
                 <w:rPr>
                   <w:rStyle w:val="Hyperlink"/>
@@ -2963,7 +3079,7 @@
             <w:pPr>
               <w:pStyle w:val="Compact"/>
             </w:pPr>
-            <w:hyperlink r:id="rId95">
+            <w:hyperlink r:id="rId99">
               <w:r>
                 <w:rPr>
                   <w:rStyle w:val="Hyperlink"/>
@@ -2986,8 +3102,8 @@
         </w:tc>
       </w:tr>
     </w:tbl>
-    <w:bookmarkEnd w:id="96"/>
-    <w:bookmarkStart w:id="102" w:name="design"/>
+    <w:bookmarkEnd w:id="100"/>
+    <w:bookmarkStart w:id="106" w:name="design"/>
     <w:p>
       <w:pPr>
         <w:pStyle w:val="Heading3"/>
@@ -3041,7 +3157,7 @@
             <w:pPr>
               <w:pStyle w:val="Compact"/>
             </w:pPr>
-            <w:hyperlink r:id="rId97">
+            <w:hyperlink r:id="rId101">
               <w:r>
                 <w:rPr>
                   <w:rStyle w:val="Hyperlink"/>
@@ -3083,7 +3199,7 @@
             <w:pPr>
               <w:pStyle w:val="Compact"/>
             </w:pPr>
-            <w:hyperlink r:id="rId98">
+            <w:hyperlink r:id="rId102">
               <w:r>
                 <w:rPr>
                   <w:rStyle w:val="Hyperlink"/>
@@ -3112,7 +3228,7 @@
             <w:pPr>
               <w:pStyle w:val="Compact"/>
             </w:pPr>
-            <w:hyperlink r:id="rId99">
+            <w:hyperlink r:id="rId103">
               <w:r>
                 <w:rPr>
                   <w:rStyle w:val="Hyperlink"/>
@@ -3141,7 +3257,7 @@
             <w:pPr>
               <w:pStyle w:val="Compact"/>
             </w:pPr>
-            <w:hyperlink r:id="rId100">
+            <w:hyperlink r:id="rId104">
               <w:r>
                 <w:rPr>
                   <w:rStyle w:val="Hyperlink"/>
@@ -3170,7 +3286,7 @@
             <w:pPr>
               <w:pStyle w:val="Compact"/>
             </w:pPr>
-            <w:hyperlink r:id="rId101">
+            <w:hyperlink r:id="rId105">
               <w:r>
                 <w:rPr>
                   <w:rStyle w:val="Hyperlink"/>
@@ -3193,8 +3309,8 @@
         </w:tc>
       </w:tr>
     </w:tbl>
-    <w:bookmarkEnd w:id="102"/>
-    <w:bookmarkStart w:id="113" w:name="arquitetura"/>
+    <w:bookmarkEnd w:id="106"/>
+    <w:bookmarkStart w:id="117" w:name="arquitetura"/>
     <w:p>
       <w:pPr>
         <w:pStyle w:val="Heading3"/>
@@ -3248,7 +3364,7 @@
             <w:pPr>
               <w:pStyle w:val="Compact"/>
             </w:pPr>
-            <w:hyperlink r:id="rId103">
+            <w:hyperlink r:id="rId107">
               <w:r>
                 <w:rPr>
                   <w:rStyle w:val="Hyperlink"/>
@@ -3277,7 +3393,7 @@
             <w:pPr>
               <w:pStyle w:val="Compact"/>
             </w:pPr>
-            <w:hyperlink r:id="rId104">
+            <w:hyperlink r:id="rId108">
               <w:r>
                 <w:rPr>
                   <w:rStyle w:val="Hyperlink"/>
@@ -3299,7 +3415,7 @@
             <w:r>
               <w:t xml:space="preserve"> </w:t>
             </w:r>
-            <w:hyperlink r:id="rId105">
+            <w:hyperlink r:id="rId109">
               <w:r>
                 <w:rPr>
                   <w:rStyle w:val="Hyperlink"/>
@@ -3317,7 +3433,7 @@
             <w:pPr>
               <w:pStyle w:val="Compact"/>
             </w:pPr>
-            <w:hyperlink r:id="rId106">
+            <w:hyperlink r:id="rId110">
               <w:r>
                 <w:rPr>
                   <w:rStyle w:val="Hyperlink"/>
@@ -3346,7 +3462,7 @@
             <w:pPr>
               <w:pStyle w:val="Compact"/>
             </w:pPr>
-            <w:hyperlink r:id="rId107">
+            <w:hyperlink r:id="rId111">
               <w:r>
                 <w:rPr>
                   <w:rStyle w:val="Hyperlink"/>
@@ -3375,7 +3491,7 @@
             <w:pPr>
               <w:pStyle w:val="Compact"/>
             </w:pPr>
-            <w:hyperlink r:id="rId108">
+            <w:hyperlink r:id="rId112">
               <w:r>
                 <w:rPr>
                   <w:rStyle w:val="Hyperlink"/>
@@ -3404,7 +3520,7 @@
             <w:pPr>
               <w:pStyle w:val="Compact"/>
             </w:pPr>
-            <w:hyperlink r:id="rId109">
+            <w:hyperlink r:id="rId113">
               <w:r>
                 <w:rPr>
                   <w:rStyle w:val="Hyperlink"/>
@@ -3433,7 +3549,7 @@
             <w:pPr>
               <w:pStyle w:val="Compact"/>
             </w:pPr>
-            <w:hyperlink r:id="rId110">
+            <w:hyperlink r:id="rId114">
               <w:r>
                 <w:rPr>
                   <w:rStyle w:val="Hyperlink"/>
@@ -3462,7 +3578,7 @@
             <w:pPr>
               <w:pStyle w:val="Compact"/>
             </w:pPr>
-            <w:hyperlink r:id="rId111">
+            <w:hyperlink r:id="rId115">
               <w:r>
                 <w:rPr>
                   <w:rStyle w:val="Hyperlink"/>
@@ -3491,7 +3607,7 @@
             <w:pPr>
               <w:pStyle w:val="Compact"/>
             </w:pPr>
-            <w:hyperlink r:id="rId112">
+            <w:hyperlink r:id="rId116">
               <w:r>
                 <w:rPr>
                   <w:rStyle w:val="Hyperlink"/>
@@ -3514,8 +3630,8 @@
         </w:tc>
       </w:tr>
     </w:tbl>
-    <w:bookmarkEnd w:id="113"/>
-    <w:bookmarkStart w:id="117" w:name="desenvolvimento"/>
+    <w:bookmarkEnd w:id="117"/>
+    <w:bookmarkStart w:id="121" w:name="desenvolvimento"/>
     <w:p>
       <w:pPr>
         <w:pStyle w:val="Heading3"/>
@@ -3569,7 +3685,7 @@
             <w:pPr>
               <w:pStyle w:val="Compact"/>
             </w:pPr>
-            <w:hyperlink r:id="rId114">
+            <w:hyperlink r:id="rId118">
               <w:r>
                 <w:rPr>
                   <w:rStyle w:val="Hyperlink"/>
@@ -3610,7 +3726,7 @@
             <w:pPr>
               <w:pStyle w:val="Compact"/>
             </w:pPr>
-            <w:hyperlink r:id="rId115">
+            <w:hyperlink r:id="rId119">
               <w:r>
                 <w:rPr>
                   <w:rStyle w:val="Hyperlink"/>
@@ -3639,7 +3755,7 @@
             <w:pPr>
               <w:pStyle w:val="Compact"/>
             </w:pPr>
-            <w:hyperlink r:id="rId116">
+            <w:hyperlink r:id="rId120">
               <w:r>
                 <w:rPr>
                   <w:rStyle w:val="Hyperlink"/>
@@ -3662,8 +3778,8 @@
         </w:tc>
       </w:tr>
     </w:tbl>
-    <w:bookmarkEnd w:id="117"/>
-    <w:bookmarkStart w:id="124" w:name="qualidade"/>
+    <w:bookmarkEnd w:id="121"/>
+    <w:bookmarkStart w:id="128" w:name="qualidade"/>
     <w:p>
       <w:pPr>
         <w:pStyle w:val="Heading3"/>
@@ -3717,7 +3833,7 @@
             <w:pPr>
               <w:pStyle w:val="Compact"/>
             </w:pPr>
-            <w:hyperlink r:id="rId118">
+            <w:hyperlink r:id="rId122">
               <w:r>
                 <w:rPr>
                   <w:rStyle w:val="Hyperlink"/>
@@ -3746,7 +3862,7 @@
             <w:pPr>
               <w:pStyle w:val="Compact"/>
             </w:pPr>
-            <w:hyperlink r:id="rId119">
+            <w:hyperlink r:id="rId123">
               <w:r>
                 <w:rPr>
                   <w:rStyle w:val="Hyperlink"/>
@@ -3775,7 +3891,7 @@
             <w:pPr>
               <w:pStyle w:val="Compact"/>
             </w:pPr>
-            <w:hyperlink r:id="rId120">
+            <w:hyperlink r:id="rId124">
               <w:r>
                 <w:rPr>
                   <w:rStyle w:val="Hyperlink"/>
@@ -3804,7 +3920,7 @@
             <w:pPr>
               <w:pStyle w:val="Compact"/>
             </w:pPr>
-            <w:hyperlink r:id="rId121">
+            <w:hyperlink r:id="rId125">
               <w:r>
                 <w:rPr>
                   <w:rStyle w:val="Hyperlink"/>
@@ -3833,7 +3949,7 @@
             <w:pPr>
               <w:pStyle w:val="Compact"/>
             </w:pPr>
-            <w:hyperlink r:id="rId122">
+            <w:hyperlink r:id="rId126">
               <w:r>
                 <w:rPr>
                   <w:rStyle w:val="Hyperlink"/>
@@ -3862,7 +3978,7 @@
             <w:pPr>
               <w:pStyle w:val="Compact"/>
             </w:pPr>
-            <w:hyperlink r:id="rId123">
+            <w:hyperlink r:id="rId127">
               <w:r>
                 <w:rPr>
                   <w:rStyle w:val="Hyperlink"/>
@@ -3901,8 +4017,8 @@
         </w:tc>
       </w:tr>
     </w:tbl>
-    <w:bookmarkEnd w:id="124"/>
-    <w:bookmarkStart w:id="133" w:name="operação"/>
+    <w:bookmarkEnd w:id="128"/>
+    <w:bookmarkStart w:id="137" w:name="operação"/>
     <w:p>
       <w:pPr>
         <w:pStyle w:val="Heading3"/>
@@ -3956,7 +4072,7 @@
             <w:pPr>
               <w:pStyle w:val="Compact"/>
             </w:pPr>
-            <w:hyperlink r:id="rId125">
+            <w:hyperlink r:id="rId129">
               <w:r>
                 <w:rPr>
                   <w:rStyle w:val="Hyperlink"/>
@@ -3985,7 +4101,7 @@
             <w:pPr>
               <w:pStyle w:val="Compact"/>
             </w:pPr>
-            <w:hyperlink r:id="rId126">
+            <w:hyperlink r:id="rId130">
               <w:r>
                 <w:rPr>
                   <w:rStyle w:val="Hyperlink"/>
@@ -4030,7 +4146,7 @@
             <w:pPr>
               <w:pStyle w:val="Compact"/>
             </w:pPr>
-            <w:hyperlink r:id="rId127">
+            <w:hyperlink r:id="rId131">
               <w:r>
                 <w:rPr>
                   <w:rStyle w:val="Hyperlink"/>
@@ -4059,7 +4175,7 @@
             <w:pPr>
               <w:pStyle w:val="Compact"/>
             </w:pPr>
-            <w:hyperlink r:id="rId128">
+            <w:hyperlink r:id="rId132">
               <w:r>
                 <w:rPr>
                   <w:rStyle w:val="Hyperlink"/>
@@ -4088,7 +4204,7 @@
             <w:pPr>
               <w:pStyle w:val="Compact"/>
             </w:pPr>
-            <w:hyperlink r:id="rId129">
+            <w:hyperlink r:id="rId133">
               <w:r>
                 <w:rPr>
                   <w:rStyle w:val="Hyperlink"/>
@@ -4117,7 +4233,7 @@
             <w:pPr>
               <w:pStyle w:val="Compact"/>
             </w:pPr>
-            <w:hyperlink r:id="rId130">
+            <w:hyperlink r:id="rId134">
               <w:r>
                 <w:rPr>
                   <w:rStyle w:val="Hyperlink"/>
@@ -4146,7 +4262,7 @@
             <w:pPr>
               <w:pStyle w:val="Compact"/>
             </w:pPr>
-            <w:hyperlink r:id="rId131">
+            <w:hyperlink r:id="rId135">
               <w:r>
                 <w:rPr>
                   <w:rStyle w:val="Hyperlink"/>
@@ -4175,7 +4291,7 @@
             <w:pPr>
               <w:pStyle w:val="Compact"/>
             </w:pPr>
-            <w:hyperlink r:id="rId132">
+            <w:hyperlink r:id="rId136">
               <w:r>
                 <w:rPr>
                   <w:rStyle w:val="Hyperlink"/>
@@ -4198,8 +4314,8 @@
         </w:tc>
       </w:tr>
     </w:tbl>
-    <w:bookmarkEnd w:id="133"/>
-    <w:bookmarkStart w:id="140" w:name="governança"/>
+    <w:bookmarkEnd w:id="137"/>
+    <w:bookmarkStart w:id="144" w:name="governança"/>
     <w:p>
       <w:pPr>
         <w:pStyle w:val="Heading3"/>
@@ -4253,7 +4369,7 @@
             <w:pPr>
               <w:pStyle w:val="Compact"/>
             </w:pPr>
-            <w:hyperlink r:id="rId134">
+            <w:hyperlink r:id="rId138">
               <w:r>
                 <w:rPr>
                   <w:rStyle w:val="Hyperlink"/>
@@ -4282,7 +4398,7 @@
             <w:pPr>
               <w:pStyle w:val="Compact"/>
             </w:pPr>
-            <w:hyperlink r:id="rId135">
+            <w:hyperlink r:id="rId139">
               <w:r>
                 <w:rPr>
                   <w:rStyle w:val="Hyperlink"/>
@@ -4311,7 +4427,7 @@
             <w:pPr>
               <w:pStyle w:val="Compact"/>
             </w:pPr>
-            <w:hyperlink r:id="rId136">
+            <w:hyperlink r:id="rId140">
               <w:r>
                 <w:rPr>
                   <w:rStyle w:val="Hyperlink"/>
@@ -4340,7 +4456,7 @@
             <w:pPr>
               <w:pStyle w:val="Compact"/>
             </w:pPr>
-            <w:hyperlink r:id="rId137">
+            <w:hyperlink r:id="rId141">
               <w:r>
                 <w:rPr>
                   <w:rStyle w:val="Hyperlink"/>
@@ -4369,7 +4485,7 @@
             <w:pPr>
               <w:pStyle w:val="Compact"/>
             </w:pPr>
-            <w:hyperlink r:id="rId138">
+            <w:hyperlink r:id="rId142">
               <w:r>
                 <w:rPr>
                   <w:rStyle w:val="Hyperlink"/>
@@ -4398,7 +4514,7 @@
             <w:pPr>
               <w:pStyle w:val="Compact"/>
             </w:pPr>
-            <w:hyperlink r:id="rId139">
+            <w:hyperlink r:id="rId143">
               <w:r>
                 <w:rPr>
                   <w:rStyle w:val="Hyperlink"/>
@@ -4421,8 +4537,8 @@
         </w:tc>
       </w:tr>
     </w:tbl>
-    <w:bookmarkEnd w:id="140"/>
-    <w:bookmarkStart w:id="147" w:name="utilizador"/>
+    <w:bookmarkEnd w:id="144"/>
+    <w:bookmarkStart w:id="151" w:name="utilizador"/>
     <w:p>
       <w:pPr>
         <w:pStyle w:val="Heading3"/>
@@ -4476,7 +4592,7 @@
             <w:pPr>
               <w:pStyle w:val="Compact"/>
             </w:pPr>
-            <w:hyperlink r:id="rId141">
+            <w:hyperlink r:id="rId145">
               <w:r>
                 <w:rPr>
                   <w:rStyle w:val="Hyperlink"/>
@@ -4505,7 +4621,7 @@
             <w:pPr>
               <w:pStyle w:val="Compact"/>
             </w:pPr>
-            <w:hyperlink r:id="rId142">
+            <w:hyperlink r:id="rId146">
               <w:r>
                 <w:rPr>
                   <w:rStyle w:val="Hyperlink"/>
@@ -4534,7 +4650,7 @@
             <w:pPr>
               <w:pStyle w:val="Compact"/>
             </w:pPr>
-            <w:hyperlink r:id="rId143">
+            <w:hyperlink r:id="rId147">
               <w:r>
                 <w:rPr>
                   <w:rStyle w:val="Hyperlink"/>
@@ -4563,7 +4679,7 @@
             <w:pPr>
               <w:pStyle w:val="Compact"/>
             </w:pPr>
-            <w:hyperlink r:id="rId144">
+            <w:hyperlink r:id="rId148">
               <w:r>
                 <w:rPr>
                   <w:rStyle w:val="Hyperlink"/>
@@ -4608,7 +4724,7 @@
             <w:pPr>
               <w:pStyle w:val="Compact"/>
             </w:pPr>
-            <w:hyperlink r:id="rId145">
+            <w:hyperlink r:id="rId149">
               <w:r>
                 <w:rPr>
                   <w:rStyle w:val="Hyperlink"/>
@@ -4637,7 +4753,7 @@
             <w:pPr>
               <w:pStyle w:val="Compact"/>
             </w:pPr>
-            <w:hyperlink r:id="rId146">
+            <w:hyperlink r:id="rId150">
               <w:r>
                 <w:rPr>
                   <w:rStyle w:val="Hyperlink"/>
@@ -4673,8 +4789,8 @@
         </w:tc>
       </w:tr>
     </w:tbl>
-    <w:bookmarkEnd w:id="147"/>
-    <w:bookmarkStart w:id="151" w:name="encerramento"/>
+    <w:bookmarkEnd w:id="151"/>
+    <w:bookmarkStart w:id="155" w:name="encerramento"/>
     <w:p>
       <w:pPr>
         <w:pStyle w:val="Heading3"/>
@@ -4728,7 +4844,7 @@
             <w:pPr>
               <w:pStyle w:val="Compact"/>
             </w:pPr>
-            <w:hyperlink r:id="rId148">
+            <w:hyperlink r:id="rId152">
               <w:r>
                 <w:rPr>
                   <w:rStyle w:val="Hyperlink"/>
@@ -4757,7 +4873,7 @@
             <w:pPr>
               <w:pStyle w:val="Compact"/>
             </w:pPr>
-            <w:hyperlink r:id="rId149">
+            <w:hyperlink r:id="rId153">
               <w:r>
                 <w:rPr>
                   <w:rStyle w:val="Hyperlink"/>
@@ -4786,7 +4902,7 @@
             <w:pPr>
               <w:pStyle w:val="Compact"/>
             </w:pPr>
-            <w:hyperlink r:id="rId150">
+            <w:hyperlink r:id="rId154">
               <w:r>
                 <w:rPr>
                   <w:rStyle w:val="Hyperlink"/>
@@ -4816,9 +4932,9 @@
         </w:pict>
       </w:r>
     </w:p>
-    <w:bookmarkEnd w:id="151"/>
-    <w:bookmarkEnd w:id="152"/>
-    <w:bookmarkStart w:id="153" w:name="que-documentos-preciso-mesmo"/>
+    <w:bookmarkEnd w:id="155"/>
+    <w:bookmarkEnd w:id="156"/>
+    <w:bookmarkStart w:id="157" w:name="que-documentos-preciso-mesmo"/>
     <w:p>
       <w:pPr>
         <w:pStyle w:val="Heading2"/>
@@ -5227,8 +5343,8 @@
         </w:pict>
       </w:r>
     </w:p>
-    <w:bookmarkEnd w:id="153"/>
-    <w:bookmarkStart w:id="155" w:name="princípios-de-boa-documentação"/>
+    <w:bookmarkEnd w:id="157"/>
+    <w:bookmarkStart w:id="159" w:name="princípios-de-boa-documentação"/>
     <w:p>
       <w:pPr>
         <w:pStyle w:val="Heading2"/>
@@ -5596,7 +5712,7 @@
         </w:tc>
       </w:tr>
     </w:tbl>
-    <w:bookmarkStart w:id="154" w:name="manutenção"/>
+    <w:bookmarkStart w:id="158" w:name="manutenção"/>
     <w:p>
       <w:pPr>
         <w:pStyle w:val="Heading3"/>
@@ -5872,9 +5988,9 @@
         </w:pict>
       </w:r>
     </w:p>
-    <w:bookmarkEnd w:id="154"/>
-    <w:bookmarkEnd w:id="155"/>
-    <w:bookmarkStart w:id="164" w:name="referências"/>
+    <w:bookmarkEnd w:id="158"/>
+    <w:bookmarkEnd w:id="159"/>
+    <w:bookmarkStart w:id="168" w:name="referências"/>
     <w:p>
       <w:pPr>
         <w:pStyle w:val="Heading2"/>
@@ -5891,7 +6007,7 @@
           <w:numId w:val="1002"/>
         </w:numPr>
       </w:pPr>
-      <w:hyperlink r:id="rId156">
+      <w:hyperlink r:id="rId160">
         <w:r>
           <w:rPr>
             <w:rStyle w:val="Hyperlink"/>
@@ -5914,7 +6030,7 @@
           <w:numId w:val="1002"/>
         </w:numPr>
       </w:pPr>
-      <w:hyperlink r:id="rId157">
+      <w:hyperlink r:id="rId161">
         <w:r>
           <w:rPr>
             <w:rStyle w:val="Hyperlink"/>
@@ -5937,7 +6053,7 @@
           <w:numId w:val="1002"/>
         </w:numPr>
       </w:pPr>
-      <w:hyperlink r:id="rId158">
+      <w:hyperlink r:id="rId162">
         <w:r>
           <w:rPr>
             <w:rStyle w:val="Hyperlink"/>
@@ -5960,7 +6076,7 @@
           <w:numId w:val="1002"/>
         </w:numPr>
       </w:pPr>
-      <w:hyperlink r:id="rId159">
+      <w:hyperlink r:id="rId163">
         <w:r>
           <w:rPr>
             <w:rStyle w:val="Hyperlink"/>
@@ -5977,7 +6093,7 @@
       <w:r>
         <w:t xml:space="preserve"> </w:t>
       </w:r>
-      <w:hyperlink r:id="rId160">
+      <w:hyperlink r:id="rId164">
         <w:r>
           <w:rPr>
             <w:rStyle w:val="Hyperlink"/>
@@ -5994,7 +6110,7 @@
       <w:r>
         <w:t xml:space="preserve"> </w:t>
       </w:r>
-      <w:hyperlink r:id="rId161">
+      <w:hyperlink r:id="rId165">
         <w:r>
           <w:rPr>
             <w:rStyle w:val="Hyperlink"/>
@@ -6011,7 +6127,7 @@
           <w:numId w:val="1002"/>
         </w:numPr>
       </w:pPr>
-      <w:hyperlink r:id="rId162">
+      <w:hyperlink r:id="rId166">
         <w:r>
           <w:rPr>
             <w:rStyle w:val="Hyperlink"/>
@@ -6034,7 +6150,7 @@
           <w:numId w:val="1002"/>
         </w:numPr>
       </w:pPr>
-      <w:hyperlink r:id="rId163">
+      <w:hyperlink r:id="rId167">
         <w:r>
           <w:rPr>
             <w:rStyle w:val="Hyperlink"/>
@@ -6049,7 +6165,7 @@
         <w:t xml:space="preserve">— SLOs, post-mortems, on-call</w:t>
       </w:r>
     </w:p>
-    <w:bookmarkEnd w:id="164"/>
+    <w:bookmarkEnd w:id="168"/>
     <w:sectPr>
       <w:footerReference xmlns:r="http://schemas.openxmlformats.org/officeDocument/2006/relationships" r:id="rId40" w:type="default"/>
       <w:pgSz w:h="16838" w:w="11906"/>
